--- a/Documentación/Semana 5 . Parcial.docx
+++ b/Documentación/Semana 5 . Parcial.docx
@@ -3628,6 +3628,86 @@
           <w:szCs w:val="24"/>
         </w:rPr>
       </w:pPr>
+      <w:r>
+        <w:rPr>
+          <w:rFonts w:ascii="Times New Roman" w:hAnsi="Times New Roman" w:cs="Times New Roman"/>
+          <w:sz w:val="24"/>
+          <w:szCs w:val="24"/>
+        </w:rPr>
+        <w:t>Prueba de Implementación:</w:t>
+      </w:r>
+    </w:p>
+    <w:p>
+      <w:pPr>
+        <w:pStyle w:val="Prrafodelista"/>
+        <w:rPr>
+          <w:rFonts w:ascii="Times New Roman" w:hAnsi="Times New Roman" w:cs="Times New Roman"/>
+          <w:sz w:val="24"/>
+          <w:szCs w:val="24"/>
+        </w:rPr>
+      </w:pPr>
+    </w:p>
+    <w:p>
+      <w:pPr>
+        <w:pStyle w:val="Prrafodelista"/>
+        <w:rPr>
+          <w:rFonts w:ascii="Times New Roman" w:hAnsi="Times New Roman" w:cs="Times New Roman"/>
+          <w:sz w:val="24"/>
+          <w:szCs w:val="24"/>
+        </w:rPr>
+      </w:pPr>
+      <w:r>
+        <w:rPr>
+          <w:rFonts w:ascii="Times New Roman" w:hAnsi="Times New Roman" w:cs="Times New Roman"/>
+          <w:sz w:val="24"/>
+          <w:szCs w:val="24"/>
+        </w:rPr>
+        <w:drawing>
+          <wp:inline distT="0" distB="0" distL="0" distR="0" wp14:anchorId="58DE56F1" wp14:editId="64BA4187">
+            <wp:extent cx="5020376" cy="2210108"/>
+            <wp:effectExtent l="0" t="0" r="8890" b="0"/>
+            <wp:docPr id="1024196315" name="Imagen 1"/>
+            <wp:cNvGraphicFramePr>
+              <a:graphicFrameLocks xmlns:a="http://schemas.openxmlformats.org/drawingml/2006/main" noChangeAspect="1"/>
+            </wp:cNvGraphicFramePr>
+            <a:graphic xmlns:a="http://schemas.openxmlformats.org/drawingml/2006/main">
+              <a:graphicData uri="http://schemas.openxmlformats.org/drawingml/2006/picture">
+                <pic:pic xmlns:pic="http://schemas.openxmlformats.org/drawingml/2006/picture">
+                  <pic:nvPicPr>
+                    <pic:cNvPr id="1024196315" name=""/>
+                    <pic:cNvPicPr/>
+                  </pic:nvPicPr>
+                  <pic:blipFill>
+                    <a:blip r:embed="rId12"/>
+                    <a:stretch>
+                      <a:fillRect/>
+                    </a:stretch>
+                  </pic:blipFill>
+                  <pic:spPr>
+                    <a:xfrm>
+                      <a:off x="0" y="0"/>
+                      <a:ext cx="5020376" cy="2210108"/>
+                    </a:xfrm>
+                    <a:prstGeom prst="rect">
+                      <a:avLst/>
+                    </a:prstGeom>
+                  </pic:spPr>
+                </pic:pic>
+              </a:graphicData>
+            </a:graphic>
+          </wp:inline>
+        </w:drawing>
+      </w:r>
+    </w:p>
+    <w:p>
+      <w:pPr>
+        <w:pStyle w:val="Prrafodelista"/>
+        <w:rPr>
+          <w:rFonts w:ascii="Times New Roman" w:hAnsi="Times New Roman" w:cs="Times New Roman"/>
+          <w:sz w:val="24"/>
+          <w:szCs w:val="24"/>
+        </w:rPr>
+      </w:pPr>
     </w:p>
     <w:p>
       <w:pPr>
@@ -3770,6 +3850,7 @@
           <w:sz w:val="24"/>
           <w:szCs w:val="24"/>
         </w:rPr>
+        <w:lastRenderedPageBreak/>
         <w:t>Aplicación del Patron en el proyecto:</w:t>
       </w:r>
     </w:p>
@@ -3964,7 +4045,6 @@
           <w:sz w:val="24"/>
           <w:szCs w:val="24"/>
         </w:rPr>
-        <w:lastRenderedPageBreak/>
         <w:t>Diagrama UML Factory Method:</w:t>
       </w:r>
     </w:p>
@@ -3999,7 +4079,7 @@
                     <pic:cNvPicPr/>
                   </pic:nvPicPr>
                   <pic:blipFill>
-                    <a:blip r:embed="rId12"/>
+                    <a:blip r:embed="rId13"/>
                     <a:stretch>
                       <a:fillRect/>
                     </a:stretch>
@@ -4095,7 +4175,7 @@
                     <pic:cNvPicPr/>
                   </pic:nvPicPr>
                   <pic:blipFill>
-                    <a:blip r:embed="rId13"/>
+                    <a:blip r:embed="rId14"/>
                     <a:stretch>
                       <a:fillRect/>
                     </a:stretch>
@@ -4183,6 +4263,7 @@
           <w:sz w:val="24"/>
           <w:szCs w:val="24"/>
         </w:rPr>
+        <w:lastRenderedPageBreak/>
         <w:t xml:space="preserve">En el </w:t>
       </w:r>
       <w:proofErr w:type="spellStart"/>
@@ -4235,7 +4316,7 @@
                     <pic:cNvPicPr/>
                   </pic:nvPicPr>
                   <pic:blipFill>
-                    <a:blip r:embed="rId14"/>
+                    <a:blip r:embed="rId15"/>
                     <a:stretch>
                       <a:fillRect/>
                     </a:stretch>
@@ -4304,7 +4385,7 @@
                     <pic:cNvPicPr/>
                   </pic:nvPicPr>
                   <pic:blipFill>
-                    <a:blip r:embed="rId15"/>
+                    <a:blip r:embed="rId16"/>
                     <a:stretch>
                       <a:fillRect/>
                     </a:stretch>
@@ -4339,7 +4420,6 @@
           <w:sz w:val="24"/>
           <w:szCs w:val="24"/>
         </w:rPr>
-        <w:lastRenderedPageBreak/>
         <w:t xml:space="preserve">De esta manera, el </w:t>
       </w:r>
       <w:r>
@@ -4377,6 +4457,83 @@
           <w:szCs w:val="24"/>
         </w:rPr>
         <w:t xml:space="preserve"> se encarga de gestionar la partida y determinar cuándo corresponde entregar una recompensa, mientras que las clases creadoras se encargan de determinar qué objeto concreto debe ser creado.</w:t>
+      </w:r>
+    </w:p>
+    <w:p>
+      <w:pPr>
+        <w:rPr>
+          <w:rFonts w:ascii="Times New Roman" w:hAnsi="Times New Roman" w:cs="Times New Roman"/>
+          <w:sz w:val="24"/>
+          <w:szCs w:val="24"/>
+        </w:rPr>
+      </w:pPr>
+    </w:p>
+    <w:p>
+      <w:pPr>
+        <w:rPr>
+          <w:rFonts w:ascii="Times New Roman" w:hAnsi="Times New Roman" w:cs="Times New Roman"/>
+          <w:sz w:val="24"/>
+          <w:szCs w:val="24"/>
+        </w:rPr>
+      </w:pPr>
+      <w:r>
+        <w:rPr>
+          <w:rFonts w:ascii="Times New Roman" w:hAnsi="Times New Roman" w:cs="Times New Roman"/>
+          <w:sz w:val="24"/>
+          <w:szCs w:val="24"/>
+        </w:rPr>
+        <w:t>Prueba de Implementación:</w:t>
+      </w:r>
+    </w:p>
+    <w:p>
+      <w:pPr>
+        <w:rPr>
+          <w:rFonts w:ascii="Times New Roman" w:hAnsi="Times New Roman" w:cs="Times New Roman"/>
+          <w:sz w:val="24"/>
+          <w:szCs w:val="24"/>
+        </w:rPr>
+      </w:pPr>
+      <w:r>
+        <w:rPr>
+          <w:rFonts w:ascii="Times New Roman" w:hAnsi="Times New Roman" w:cs="Times New Roman"/>
+          <w:sz w:val="24"/>
+          <w:szCs w:val="24"/>
+        </w:rPr>
+        <w:drawing>
+          <wp:inline distT="0" distB="0" distL="0" distR="0" wp14:anchorId="4C9C506F" wp14:editId="54C5BBE8">
+            <wp:extent cx="5612130" cy="1889125"/>
+            <wp:effectExtent l="0" t="0" r="7620" b="0"/>
+            <wp:docPr id="1566425456" name="Imagen 1"/>
+            <wp:cNvGraphicFramePr>
+              <a:graphicFrameLocks xmlns:a="http://schemas.openxmlformats.org/drawingml/2006/main" noChangeAspect="1"/>
+            </wp:cNvGraphicFramePr>
+            <a:graphic xmlns:a="http://schemas.openxmlformats.org/drawingml/2006/main">
+              <a:graphicData uri="http://schemas.openxmlformats.org/drawingml/2006/picture">
+                <pic:pic xmlns:pic="http://schemas.openxmlformats.org/drawingml/2006/picture">
+                  <pic:nvPicPr>
+                    <pic:cNvPr id="1566425456" name=""/>
+                    <pic:cNvPicPr/>
+                  </pic:nvPicPr>
+                  <pic:blipFill>
+                    <a:blip r:embed="rId17"/>
+                    <a:stretch>
+                      <a:fillRect/>
+                    </a:stretch>
+                  </pic:blipFill>
+                  <pic:spPr>
+                    <a:xfrm>
+                      <a:off x="0" y="0"/>
+                      <a:ext cx="5612130" cy="1889125"/>
+                    </a:xfrm>
+                    <a:prstGeom prst="rect">
+                      <a:avLst/>
+                    </a:prstGeom>
+                  </pic:spPr>
+                </pic:pic>
+              </a:graphicData>
+            </a:graphic>
+          </wp:inline>
+        </w:drawing>
       </w:r>
     </w:p>
     <w:p>
@@ -4497,7 +4654,16 @@
           <w:sz w:val="24"/>
           <w:szCs w:val="24"/>
         </w:rPr>
-        <w:t xml:space="preserve"> se encargara directamente de crear cada una de estas clases, tendría que conocer todas las implementaciones concretas, aumentando el acoplamiento del sistema y haciendo más difícil agregar nuevas modalidades en el futuro.</w:t>
+        <w:t xml:space="preserve"> se </w:t>
+      </w:r>
+      <w:r>
+        <w:rPr>
+          <w:rFonts w:ascii="Times New Roman" w:hAnsi="Times New Roman" w:cs="Times New Roman"/>
+          <w:sz w:val="24"/>
+          <w:szCs w:val="24"/>
+        </w:rPr>
+        <w:lastRenderedPageBreak/>
+        <w:t>encargara directamente de crear cada una de estas clases, tendría que conocer todas las implementaciones concretas, aumentando el acoplamiento del sistema y haciendo más difícil agregar nuevas modalidades en el futuro.</w:t>
       </w:r>
     </w:p>
     <w:p>
@@ -4667,7 +4833,7 @@
                     <pic:cNvPicPr/>
                   </pic:nvPicPr>
                   <pic:blipFill>
-                    <a:blip r:embed="rId16" cstate="print">
+                    <a:blip r:embed="rId18" cstate="print">
                       <a:extLst>
                         <a:ext uri="{28A0092B-C50C-407E-A947-70E740481C1C}">
                           <a14:useLocalDpi xmlns:a14="http://schemas.microsoft.com/office/drawing/2010/main" val="0"/>
@@ -4980,7 +5146,7 @@
                     <pic:cNvPicPr/>
                   </pic:nvPicPr>
                   <pic:blipFill>
-                    <a:blip r:embed="rId17"/>
+                    <a:blip r:embed="rId19"/>
                     <a:stretch>
                       <a:fillRect/>
                     </a:stretch>
@@ -5031,7 +5197,7 @@
                     <pic:cNvPicPr/>
                   </pic:nvPicPr>
                   <pic:blipFill>
-                    <a:blip r:embed="rId18"/>
+                    <a:blip r:embed="rId20"/>
                     <a:stretch>
                       <a:fillRect/>
                     </a:stretch>
@@ -5089,7 +5255,7 @@
                     <pic:cNvPicPr/>
                   </pic:nvPicPr>
                   <pic:blipFill>
-                    <a:blip r:embed="rId19"/>
+                    <a:blip r:embed="rId21"/>
                     <a:stretch>
                       <a:fillRect/>
                     </a:stretch>
@@ -5204,7 +5370,7 @@
                     <pic:cNvPicPr/>
                   </pic:nvPicPr>
                   <pic:blipFill>
-                    <a:blip r:embed="rId20"/>
+                    <a:blip r:embed="rId22"/>
                     <a:stretch>
                       <a:fillRect/>
                     </a:stretch>
@@ -5266,7 +5432,7 @@
                     <pic:cNvPicPr/>
                   </pic:nvPicPr>
                   <pic:blipFill>
-                    <a:blip r:embed="rId21"/>
+                    <a:blip r:embed="rId23"/>
                     <a:stretch>
                       <a:fillRect/>
                     </a:stretch>
@@ -5353,7 +5519,7 @@
                     <pic:cNvPicPr/>
                   </pic:nvPicPr>
                   <pic:blipFill>
-                    <a:blip r:embed="rId22"/>
+                    <a:blip r:embed="rId24"/>
                     <a:stretch>
                       <a:fillRect/>
                     </a:stretch>
@@ -5930,7 +6096,7 @@
                     <pic:cNvPicPr/>
                   </pic:nvPicPr>
                   <pic:blipFill>
-                    <a:blip r:embed="rId23"/>
+                    <a:blip r:embed="rId25"/>
                     <a:stretch>
                       <a:fillRect/>
                     </a:stretch>
@@ -6046,7 +6212,7 @@
                     <pic:cNvPicPr/>
                   </pic:nvPicPr>
                   <pic:blipFill>
-                    <a:blip r:embed="rId24"/>
+                    <a:blip r:embed="rId26"/>
                     <a:stretch>
                       <a:fillRect/>
                     </a:stretch>
@@ -6160,7 +6326,7 @@
                     <pic:cNvPicPr/>
                   </pic:nvPicPr>
                   <pic:blipFill>
-                    <a:blip r:embed="rId25"/>
+                    <a:blip r:embed="rId27"/>
                     <a:stretch>
                       <a:fillRect/>
                     </a:stretch>
@@ -6275,7 +6441,7 @@
                     <pic:cNvPicPr/>
                   </pic:nvPicPr>
                   <pic:blipFill>
-                    <a:blip r:embed="rId26"/>
+                    <a:blip r:embed="rId28"/>
                     <a:stretch>
                       <a:fillRect/>
                     </a:stretch>
@@ -6437,7 +6603,7 @@
                     <pic:cNvPicPr/>
                   </pic:nvPicPr>
                   <pic:blipFill>
-                    <a:blip r:embed="rId27"/>
+                    <a:blip r:embed="rId29"/>
                     <a:stretch>
                       <a:fillRect/>
                     </a:stretch>
@@ -6597,7 +6763,7 @@
                     <pic:cNvPicPr/>
                   </pic:nvPicPr>
                   <pic:blipFill>
-                    <a:blip r:embed="rId28"/>
+                    <a:blip r:embed="rId30"/>
                     <a:stretch>
                       <a:fillRect/>
                     </a:stretch>
@@ -6626,6 +6792,32 @@
           <w:szCs w:val="24"/>
         </w:rPr>
       </w:pPr>
+      <w:r>
+        <w:rPr>
+          <w:rFonts w:ascii="Times New Roman" w:hAnsi="Times New Roman" w:cs="Times New Roman"/>
+          <w:sz w:val="24"/>
+          <w:szCs w:val="24"/>
+        </w:rPr>
+        <w:t xml:space="preserve">Prueba de </w:t>
+      </w:r>
+      <w:proofErr w:type="spellStart"/>
+      <w:r>
+        <w:rPr>
+          <w:rFonts w:ascii="Times New Roman" w:hAnsi="Times New Roman" w:cs="Times New Roman"/>
+          <w:sz w:val="24"/>
+          <w:szCs w:val="24"/>
+        </w:rPr>
+        <w:t>Implementaciön</w:t>
+      </w:r>
+      <w:proofErr w:type="spellEnd"/>
+      <w:r>
+        <w:rPr>
+          <w:rFonts w:ascii="Times New Roman" w:hAnsi="Times New Roman" w:cs="Times New Roman"/>
+          <w:sz w:val="24"/>
+          <w:szCs w:val="24"/>
+        </w:rPr>
+        <w:t>:</w:t>
+      </w:r>
     </w:p>
     <w:p>
       <w:pPr>
@@ -6645,7 +6837,41 @@
           <w:sz w:val="24"/>
           <w:szCs w:val="24"/>
         </w:rPr>
-        <w:br w:type="page"/>
+        <w:drawing>
+          <wp:inline distT="0" distB="0" distL="0" distR="0" wp14:anchorId="262124CF" wp14:editId="08FEA17A">
+            <wp:extent cx="5612130" cy="2350135"/>
+            <wp:effectExtent l="0" t="0" r="7620" b="0"/>
+            <wp:docPr id="1626858567" name="Imagen 1"/>
+            <wp:cNvGraphicFramePr>
+              <a:graphicFrameLocks xmlns:a="http://schemas.openxmlformats.org/drawingml/2006/main" noChangeAspect="1"/>
+            </wp:cNvGraphicFramePr>
+            <a:graphic xmlns:a="http://schemas.openxmlformats.org/drawingml/2006/main">
+              <a:graphicData uri="http://schemas.openxmlformats.org/drawingml/2006/picture">
+                <pic:pic xmlns:pic="http://schemas.openxmlformats.org/drawingml/2006/picture">
+                  <pic:nvPicPr>
+                    <pic:cNvPr id="1626858567" name=""/>
+                    <pic:cNvPicPr/>
+                  </pic:nvPicPr>
+                  <pic:blipFill>
+                    <a:blip r:embed="rId31"/>
+                    <a:stretch>
+                      <a:fillRect/>
+                    </a:stretch>
+                  </pic:blipFill>
+                  <pic:spPr>
+                    <a:xfrm>
+                      <a:off x="0" y="0"/>
+                      <a:ext cx="5612130" cy="2350135"/>
+                    </a:xfrm>
+                    <a:prstGeom prst="rect">
+                      <a:avLst/>
+                    </a:prstGeom>
+                  </pic:spPr>
+                </pic:pic>
+              </a:graphicData>
+            </a:graphic>
+          </wp:inline>
+        </w:drawing>
       </w:r>
     </w:p>
     <w:p>
@@ -6667,7 +6893,6 @@
           <w:sz w:val="32"/>
           <w:szCs w:val="32"/>
         </w:rPr>
-        <w:lastRenderedPageBreak/>
         <w:t xml:space="preserve">Patron de Diseño </w:t>
       </w:r>
       <w:proofErr w:type="spellStart"/>
@@ -6748,6 +6973,7 @@
           <w:sz w:val="24"/>
           <w:szCs w:val="24"/>
         </w:rPr>
+        <w:lastRenderedPageBreak/>
         <w:t>Implementación en nuestro Proyecto</w:t>
       </w:r>
     </w:p>
@@ -6916,10 +7142,10 @@
       <w:r>
         <w:rPr>
           <w:rFonts w:ascii="Times New Roman" w:hAnsi="Times New Roman" w:cs="Times New Roman"/>
-          <w:sz w:val="24"/>
-          <w:szCs w:val="24"/>
-        </w:rPr>
-        <w:lastRenderedPageBreak/>
+          <w:noProof/>
+          <w:sz w:val="24"/>
+          <w:szCs w:val="24"/>
+        </w:rPr>
         <w:drawing>
           <wp:inline distT="0" distB="0" distL="0" distR="0" wp14:anchorId="554C2B5E" wp14:editId="66288D0A">
             <wp:extent cx="3568883" cy="4038808"/>
@@ -6936,7 +7162,7 @@
                     <pic:cNvPicPr/>
                   </pic:nvPicPr>
                   <pic:blipFill>
-                    <a:blip r:embed="rId29"/>
+                    <a:blip r:embed="rId32"/>
                     <a:stretch>
                       <a:fillRect/>
                     </a:stretch>
@@ -7000,7 +7226,16 @@
           <w:sz w:val="24"/>
           <w:szCs w:val="24"/>
         </w:rPr>
-        <w:t xml:space="preserve"> se aplicó al módulo de comunidades con el objetivo de permitir la creación de nuevas comunidades a partir de una comunidad existente. Para implementar este patrón se creó la interfaz </w:t>
+        <w:t xml:space="preserve"> se aplicó al módulo de comunidades con el objetivo de permitir la creación de nuevas comunidades a partir de una comunidad existente. Para </w:t>
+      </w:r>
+      <w:r>
+        <w:rPr>
+          <w:rFonts w:ascii="Times New Roman" w:hAnsi="Times New Roman" w:cs="Times New Roman"/>
+          <w:sz w:val="24"/>
+          <w:szCs w:val="24"/>
+        </w:rPr>
+        <w:lastRenderedPageBreak/>
+        <w:t xml:space="preserve">implementar este patrón se creó la interfaz </w:t>
       </w:r>
       <w:proofErr w:type="spellStart"/>
       <w:r>
@@ -7059,6 +7294,7 @@
       <w:r>
         <w:rPr>
           <w:rFonts w:ascii="Times New Roman" w:hAnsi="Times New Roman" w:cs="Times New Roman"/>
+          <w:noProof/>
           <w:sz w:val="24"/>
           <w:szCs w:val="24"/>
         </w:rPr>
@@ -7078,7 +7314,7 @@
                     <pic:cNvPicPr/>
                   </pic:nvPicPr>
                   <pic:blipFill>
-                    <a:blip r:embed="rId30"/>
+                    <a:blip r:embed="rId33"/>
                     <a:stretch>
                       <a:fillRect/>
                     </a:stretch>
@@ -7172,10 +7408,10 @@
       <w:r>
         <w:rPr>
           <w:rFonts w:ascii="Times New Roman" w:hAnsi="Times New Roman" w:cs="Times New Roman"/>
-          <w:sz w:val="24"/>
-          <w:szCs w:val="24"/>
-        </w:rPr>
-        <w:lastRenderedPageBreak/>
+          <w:noProof/>
+          <w:sz w:val="24"/>
+          <w:szCs w:val="24"/>
+        </w:rPr>
         <w:drawing>
           <wp:inline distT="0" distB="0" distL="0" distR="0" wp14:anchorId="7A1F4F73" wp14:editId="4B4440EA">
             <wp:extent cx="5612130" cy="1583055"/>
@@ -7192,7 +7428,7 @@
                     <pic:cNvPicPr/>
                   </pic:nvPicPr>
                   <pic:blipFill>
-                    <a:blip r:embed="rId31"/>
+                    <a:blip r:embed="rId34"/>
                     <a:stretch>
                       <a:fillRect/>
                     </a:stretch>
@@ -7215,6 +7451,7 @@
       <w:r>
         <w:rPr>
           <w:rFonts w:ascii="Times New Roman" w:hAnsi="Times New Roman" w:cs="Times New Roman"/>
+          <w:noProof/>
           <w:sz w:val="24"/>
           <w:szCs w:val="24"/>
         </w:rPr>
@@ -7234,7 +7471,7 @@
                     <pic:cNvPicPr/>
                   </pic:nvPicPr>
                   <pic:blipFill>
-                    <a:blip r:embed="rId32"/>
+                    <a:blip r:embed="rId35"/>
                     <a:stretch>
                       <a:fillRect/>
                     </a:stretch>
@@ -7278,6 +7515,7 @@
           <w:sz w:val="24"/>
           <w:szCs w:val="24"/>
         </w:rPr>
+        <w:lastRenderedPageBreak/>
         <w:t xml:space="preserve">Para integrar el patrón con el funcionamiento general del sistema, se agregó el método </w:t>
       </w:r>
       <w:proofErr w:type="spellStart"/>
@@ -7356,10 +7594,10 @@
       <w:r>
         <w:rPr>
           <w:rFonts w:ascii="Times New Roman" w:hAnsi="Times New Roman" w:cs="Times New Roman"/>
-          <w:sz w:val="24"/>
-          <w:szCs w:val="24"/>
-        </w:rPr>
-        <w:lastRenderedPageBreak/>
+          <w:noProof/>
+          <w:sz w:val="24"/>
+          <w:szCs w:val="24"/>
+        </w:rPr>
         <w:drawing>
           <wp:inline distT="0" distB="0" distL="0" distR="0" wp14:anchorId="5633065B" wp14:editId="7E87AC51">
             <wp:extent cx="5226319" cy="2825895"/>
@@ -7376,7 +7614,7 @@
                     <pic:cNvPicPr/>
                   </pic:nvPicPr>
                   <pic:blipFill>
-                    <a:blip r:embed="rId33"/>
+                    <a:blip r:embed="rId36"/>
                     <a:stretch>
                       <a:fillRect/>
                     </a:stretch>
@@ -7452,6 +7690,7 @@
       <w:r>
         <w:rPr>
           <w:rFonts w:ascii="Times New Roman" w:hAnsi="Times New Roman" w:cs="Times New Roman"/>
+          <w:noProof/>
           <w:sz w:val="24"/>
           <w:szCs w:val="24"/>
         </w:rPr>
@@ -7472,7 +7711,7 @@
                     <pic:cNvPicPr/>
                   </pic:nvPicPr>
                   <pic:blipFill>
-                    <a:blip r:embed="rId34"/>
+                    <a:blip r:embed="rId37"/>
                     <a:stretch>
                       <a:fillRect/>
                     </a:stretch>
@@ -7495,6 +7734,7 @@
       <w:r>
         <w:rPr>
           <w:rFonts w:ascii="Times New Roman" w:hAnsi="Times New Roman" w:cs="Times New Roman"/>
+          <w:noProof/>
           <w:sz w:val="24"/>
           <w:szCs w:val="24"/>
         </w:rPr>
@@ -7515,7 +7755,7 @@
                     <pic:cNvPicPr/>
                   </pic:nvPicPr>
                   <pic:blipFill>
-                    <a:blip r:embed="rId35"/>
+                    <a:blip r:embed="rId38"/>
                     <a:stretch>
                       <a:fillRect/>
                     </a:stretch>
@@ -7582,6 +7822,7 @@
       <w:r>
         <w:rPr>
           <w:rFonts w:ascii="Times New Roman" w:hAnsi="Times New Roman" w:cs="Times New Roman"/>
+          <w:noProof/>
           <w:sz w:val="24"/>
           <w:szCs w:val="24"/>
         </w:rPr>
@@ -7601,7 +7842,7 @@
                     <pic:cNvPicPr/>
                   </pic:nvPicPr>
                   <pic:blipFill>
-                    <a:blip r:embed="rId36"/>
+                    <a:blip r:embed="rId39"/>
                     <a:stretch>
                       <a:fillRect/>
                     </a:stretch>
@@ -12587,6 +12828,7 @@
   <w:style w:type="character" w:default="1" w:styleId="Fuentedeprrafopredeter">
     <w:name w:val="Default Paragraph Font"/>
     <w:uiPriority w:val="1"/>
+    <w:semiHidden/>
     <w:unhideWhenUsed/>
   </w:style>
   <w:style w:type="table" w:default="1" w:styleId="Tablanormal">
